--- a/data/employees/EMP015/AST-EMP015-03.docx
+++ b/data/employees/EMP015/AST-EMP015-03.docx
@@ -7,10 +7,7 @@
         <w:pStyle w:val="Heading1"/>
       </w:pPr>
       <w:r>
-        <w:rPr>
-          <w:sz w:val="36"/>
-        </w:rPr>
-        <w:t>Design specification - EMP015</w:t>
+        <w:t>Ast Emp015 03 - EMP015</w:t>
       </w:r>
     </w:p>
     <w:p>
@@ -18,130 +15,32 @@
         <w:pStyle w:val="Heading2"/>
       </w:pPr>
       <w:r>
-        <w:t>Document Metadata</w:t>
-      </w:r>
-    </w:p>
-    <w:tbl>
-      <w:tblPr>
-        <w:tblStyle w:val="TableGrid"/>
-        <w:tblW w:type="auto" w:w="0"/>
-        <w:tblLook w:firstColumn="1" w:firstRow="1" w:lastColumn="0" w:lastRow="0" w:noHBand="0" w:noVBand="1" w:val="04A0"/>
-      </w:tblPr>
-      <w:tblGrid>
-        <w:gridCol w:w="4320"/>
-        <w:gridCol w:w="4320"/>
-      </w:tblGrid>
-      <w:tr>
-        <w:tc>
-          <w:tcPr>
-            <w:tcW w:type="dxa" w:w="4320"/>
-          </w:tcPr>
-          <w:p>
-            <w:r>
-              <w:t>Author</w:t>
-            </w:r>
-          </w:p>
-        </w:tc>
-        <w:tc>
-          <w:tcPr>
-            <w:tcW w:type="dxa" w:w="4320"/>
-          </w:tcPr>
-          <w:p>
-            <w:r>
-              <w:t>Casey Lee</w:t>
-            </w:r>
-          </w:p>
-        </w:tc>
-      </w:tr>
-      <w:tr>
-        <w:tc>
-          <w:tcPr>
-            <w:tcW w:type="dxa" w:w="4320"/>
-          </w:tcPr>
-          <w:p>
-            <w:r>
-              <w:t>Role / Department</w:t>
-            </w:r>
-          </w:p>
-        </w:tc>
-        <w:tc>
-          <w:tcPr>
-            <w:tcW w:type="dxa" w:w="4320"/>
-          </w:tcPr>
-          <w:p>
-            <w:r>
-              <w:t>Director | R&amp;D</w:t>
-            </w:r>
-          </w:p>
-        </w:tc>
-      </w:tr>
-      <w:tr>
-        <w:tc>
-          <w:tcPr>
-            <w:tcW w:type="dxa" w:w="4320"/>
-          </w:tcPr>
-          <w:p>
-            <w:r>
-              <w:t>Location</w:t>
-            </w:r>
-          </w:p>
-        </w:tc>
-        <w:tc>
-          <w:tcPr>
-            <w:tcW w:type="dxa" w:w="4320"/>
-          </w:tcPr>
-          <w:p>
-            <w:r>
-              <w:t>Austin</w:t>
-            </w:r>
-          </w:p>
-        </w:tc>
-      </w:tr>
-      <w:tr>
-        <w:tc>
-          <w:tcPr>
-            <w:tcW w:type="dxa" w:w="4320"/>
-          </w:tcPr>
-          <w:p>
-            <w:r>
-              <w:t>Last Modified</w:t>
-            </w:r>
-          </w:p>
-        </w:tc>
-        <w:tc>
-          <w:tcPr>
-            <w:tcW w:type="dxa" w:w="4320"/>
-          </w:tcPr>
-          <w:p>
-            <w:r>
-              <w:t>2025-01-19</w:t>
-            </w:r>
-          </w:p>
-        </w:tc>
-      </w:tr>
-    </w:tbl>
-    <w:p/>
-    <w:p>
-      <w:pPr>
-        <w:pStyle w:val="Heading2"/>
-      </w:pPr>
-      <w:r>
-        <w:t>Specification</w:t>
+        <w:t>Page 1</w:t>
       </w:r>
     </w:p>
     <w:p>
       <w:r>
-        <w:t>Design Specification: High-Throughput Experimentation Platform</w:t>
+        <w:t>Section 1: Customer escalation analysis. EMP015 contributes to ast emp015 03 through recurring collaboration, clear ownership boundaries, and measurable outcomes. The team captures decisions, open issues, and handoffs so that knowledge remains discoverable for future programs.</w:t>
       </w:r>
     </w:p>
     <w:p>
       <w:r>
-        <w:t>Version: 0.9 (Draft)</w:t>
+        <w:t>Section 2: Automation backlog refinement. EMP015 contributes to ast emp015 03 through recurring collaboration, clear ownership boundaries, and measurable outcomes. The team captures decisions, open issues, and handoffs so that knowledge remains discoverable for future programs.</w:t>
       </w:r>
     </w:p>
     <w:p>
       <w:r>
-        <w:t>This specification describes the architecture for the automated high-throughput experimentation platform. Robotic sample handling integrates with the LIMS via REST API. ML-driven parameter optimisation suggests next experiment conditions based on Bayesian optimisation.</w:t>
+        <w:t>Section 3: Quarterly delivery milestones. EMP015 contributes to ast emp015 03 through recurring collaboration, clear ownership boundaries, and measurable outcomes. The team captures decisions, open issues, and handoffs so that knowledge remains discoverable for future programs.</w:t>
+      </w:r>
+    </w:p>
+    <w:p>
+      <w:r>
+        <w:t>Section 4: Department KPI performance. EMP015 contributes to ast emp015 03 through recurring collaboration, clear ownership boundaries, and measurable outcomes. The team captures decisions, open issues, and handoffs so that knowledge remains discoverable for future programs.</w:t>
+      </w:r>
+    </w:p>
+    <w:p>
+      <w:r>
+        <w:br w:type="page"/>
       </w:r>
     </w:p>
     <w:p>
@@ -149,12 +48,60 @@
         <w:pStyle w:val="Heading2"/>
       </w:pPr>
       <w:r>
-        <w:t>Author Competencies</w:t>
+        <w:t>Page 2</w:t>
       </w:r>
     </w:p>
     <w:p>
       <w:r>
-        <w:t>Kusto, TypeScript, Python, Ontology</w:t>
+        <w:t>Section 1: Knowledge transfer and onboarding. EMP015 contributes to ast emp015 03 through recurring collaboration, clear ownership boundaries, and measurable outcomes. The team captures decisions, open issues, and handoffs so that knowledge remains discoverable for future programs.</w:t>
+      </w:r>
+    </w:p>
+    <w:p>
+      <w:r>
+        <w:t>Section 2: Knowledge transfer and onboarding. EMP015 contributes to ast emp015 03 through recurring collaboration, clear ownership boundaries, and measurable outcomes. The team captures decisions, open issues, and handoffs so that knowledge remains discoverable for future programs.</w:t>
+      </w:r>
+    </w:p>
+    <w:p>
+      <w:r>
+        <w:t>Section 3: Quarterly delivery milestones. EMP015 contributes to ast emp015 03 through recurring collaboration, clear ownership boundaries, and measurable outcomes. The team captures decisions, open issues, and handoffs so that knowledge remains discoverable for future programs.</w:t>
+      </w:r>
+    </w:p>
+    <w:p>
+      <w:r>
+        <w:t>Section 4: Automation backlog refinement. EMP015 contributes to ast emp015 03 through recurring collaboration, clear ownership boundaries, and measurable outcomes. The team captures decisions, open issues, and handoffs so that knowledge remains discoverable for future programs.</w:t>
+      </w:r>
+    </w:p>
+    <w:p>
+      <w:r>
+        <w:br w:type="page"/>
+      </w:r>
+    </w:p>
+    <w:p>
+      <w:pPr>
+        <w:pStyle w:val="Heading2"/>
+      </w:pPr>
+      <w:r>
+        <w:t>Page 3</w:t>
+      </w:r>
+    </w:p>
+    <w:p>
+      <w:r>
+        <w:t>Section 1: Operational risk review. EMP015 contributes to ast emp015 03 through recurring collaboration, clear ownership boundaries, and measurable outcomes. The team captures decisions, open issues, and handoffs so that knowledge remains discoverable for future programs.</w:t>
+      </w:r>
+    </w:p>
+    <w:p>
+      <w:r>
+        <w:t>Section 2: Data quality remediation. EMP015 contributes to ast emp015 03 through recurring collaboration, clear ownership boundaries, and measurable outcomes. The team captures decisions, open issues, and handoffs so that knowledge remains discoverable for future programs.</w:t>
+      </w:r>
+    </w:p>
+    <w:p>
+      <w:r>
+        <w:t>Section 3: Automation backlog refinement. EMP015 contributes to ast emp015 03 through recurring collaboration, clear ownership boundaries, and measurable outcomes. The team captures decisions, open issues, and handoffs so that knowledge remains discoverable for future programs.</w:t>
+      </w:r>
+    </w:p>
+    <w:p>
+      <w:r>
+        <w:t>Section 4: Fabric semantic model planning. EMP015 contributes to ast emp015 03 through recurring collaboration, clear ownership boundaries, and measurable outcomes. The team captures decisions, open issues, and handoffs so that knowledge remains discoverable for future programs.</w:t>
       </w:r>
     </w:p>
     <w:sectPr>
